--- a/backend/word_templates/工程类/集团外工程/材料（设备）采购/五选二/10.阳光采购平台发布采购结果申请表.docx
+++ b/backend/word_templates/工程类/集团外工程/材料（设备）采购/五选二/10.阳光采购平台发布采购结果申请表.docx
@@ -115,10 +115,19 @@
             <w:r>
               <w:rPr>
                 <w:rFonts w:hint="eastAsia" w:ascii="宋体" w:hAnsi="宋体" w:eastAsia="宋体" w:cs="宋体"/>
+                <w:color w:val="0000FF"/>
                 <w:sz w:val="24"/>
                 <w:lang w:val="en-US" w:eastAsia="zh-CN"/>
               </w:rPr>
-              <w:t>{{caigou_xiangmu_ming}}结果公示</w:t>
+              <w:t>{{caigou_xiangmu_ming}}</w:t>
+            </w:r>
+            <w:r>
+              <w:rPr>
+                <w:rFonts w:hint="eastAsia" w:ascii="宋体" w:hAnsi="宋体" w:eastAsia="宋体" w:cs="宋体"/>
+                <w:sz w:val="24"/>
+                <w:lang w:val="en-US" w:eastAsia="zh-CN"/>
+              </w:rPr>
+              <w:t>结果公示</w:t>
             </w:r>
           </w:p>
         </w:tc>
@@ -188,10 +197,45 @@
             <w:r>
               <w:rPr>
                 <w:rFonts w:hint="eastAsia" w:ascii="宋体" w:hAnsi="宋体" w:eastAsia="宋体" w:cs="宋体"/>
+                <w:color w:val="0000FF"/>
                 <w:sz w:val="24"/>
                 <w:lang w:val="en-US" w:eastAsia="zh-CN"/>
               </w:rPr>
-              <w:t>{{caigou_xiangmu_ming}}，通过{{caigou_fangshi}}方式确定{{rank1}}</w:t>
+              <w:t>{{caigou_xiangmu_ming}}</w:t>
+            </w:r>
+            <w:r>
+              <w:rPr>
+                <w:rFonts w:hint="eastAsia" w:ascii="宋体" w:hAnsi="宋体" w:eastAsia="宋体" w:cs="宋体"/>
+                <w:sz w:val="24"/>
+                <w:lang w:val="en-US" w:eastAsia="zh-CN"/>
+              </w:rPr>
+              <w:t>，通过</w:t>
+            </w:r>
+            <w:r>
+              <w:rPr>
+                <w:rFonts w:hint="eastAsia" w:ascii="宋体" w:hAnsi="宋体" w:eastAsia="宋体" w:cs="宋体"/>
+                <w:color w:val="0000FF"/>
+                <w:sz w:val="24"/>
+                <w:lang w:val="en-US" w:eastAsia="zh-CN"/>
+              </w:rPr>
+              <w:t>{{caigou_fangshi}}</w:t>
+            </w:r>
+            <w:r>
+              <w:rPr>
+                <w:rFonts w:hint="eastAsia" w:ascii="宋体" w:hAnsi="宋体" w:eastAsia="宋体" w:cs="宋体"/>
+                <w:sz w:val="24"/>
+                <w:lang w:val="en-US" w:eastAsia="zh-CN"/>
+              </w:rPr>
+              <w:t>方式确定</w:t>
+            </w:r>
+            <w:r>
+              <w:rPr>
+                <w:rFonts w:hint="eastAsia" w:ascii="宋体" w:hAnsi="宋体" w:eastAsia="宋体" w:cs="宋体"/>
+                <w:color w:val="0000FF"/>
+                <w:sz w:val="24"/>
+                <w:lang w:val="en-US" w:eastAsia="zh-CN"/>
+              </w:rPr>
+              <w:t>{{rank1}}</w:t>
             </w:r>
             <w:r>
               <w:rPr>
@@ -204,6 +248,7 @@
             <w:r>
               <w:rPr>
                 <w:rFonts w:hint="eastAsia" w:ascii="宋体" w:hAnsi="宋体" w:eastAsia="宋体" w:cs="宋体"/>
+                <w:color w:val="0000FF"/>
                 <w:sz w:val="24"/>
                 <w:lang w:val="en-US" w:eastAsia="zh-CN"/>
               </w:rPr>
@@ -212,10 +257,20 @@
             <w:r>
               <w:rPr>
                 <w:rFonts w:hint="eastAsia" w:ascii="宋体" w:hAnsi="宋体" w:cs="宋体"/>
+                <w:color w:val="0000FF"/>
                 <w:sz w:val="24"/>
                 <w:lang w:val="en-US" w:eastAsia="zh-CN"/>
               </w:rPr>
               <w:t>2</w:t>
+            </w:r>
+            <w:r>
+              <w:rPr>
+                <w:rFonts w:hint="eastAsia" w:ascii="宋体" w:hAnsi="宋体" w:eastAsia="宋体" w:cs="宋体"/>
+                <w:color w:val="0000FF"/>
+                <w:sz w:val="24"/>
+                <w:lang w:val="en-US" w:eastAsia="zh-CN"/>
+              </w:rPr>
+              <w:t>}}</w:t>
             </w:r>
             <w:r>
               <w:rPr>
@@ -223,7 +278,7 @@
                 <w:sz w:val="24"/>
                 <w:lang w:val="en-US" w:eastAsia="zh-CN"/>
               </w:rPr>
-              <w:t>}}为中选供应商。</w:t>
+              <w:t>为中选供应商。</w:t>
             </w:r>
           </w:p>
         </w:tc>
@@ -812,7 +867,17 @@
           <w:szCs w:val="30"/>
           <w:lang w:val="en-US" w:eastAsia="zh-CN"/>
         </w:rPr>
-        <w:t>项目名称：{{caigou_xiangmu_ming}}</w:t>
+        <w:t>项目名称：</w:t>
+      </w:r>
+      <w:r>
+        <w:rPr>
+          <w:rFonts w:hint="eastAsia" w:ascii="Times New Roman" w:hAnsi="Times New Roman" w:eastAsia="宋体" w:cs="Times New Roman"/>
+          <w:color w:val="0000FF"/>
+          <w:sz w:val="30"/>
+          <w:szCs w:val="30"/>
+          <w:lang w:val="en-US" w:eastAsia="zh-CN"/>
+        </w:rPr>
+        <w:t>{{caigou_xiangmu_ming}}</w:t>
       </w:r>
     </w:p>
     <w:p>
@@ -869,7 +934,26 @@
           <w:szCs w:val="30"/>
           <w:lang w:val="en-US" w:eastAsia="zh-CN"/>
         </w:rPr>
-        <w:t>采购控制价：{{kongzhijia}}元。</w:t>
+        <w:t>采购控制价：</w:t>
+      </w:r>
+      <w:r>
+        <w:rPr>
+          <w:rFonts w:hint="eastAsia" w:ascii="Times New Roman" w:hAnsi="Times New Roman" w:eastAsia="宋体" w:cs="Times New Roman"/>
+          <w:color w:val="0000FF"/>
+          <w:sz w:val="30"/>
+          <w:szCs w:val="30"/>
+          <w:lang w:val="en-US" w:eastAsia="zh-CN"/>
+        </w:rPr>
+        <w:t>{{kongzhijia}}</w:t>
+      </w:r>
+      <w:r>
+        <w:rPr>
+          <w:rFonts w:hint="eastAsia" w:ascii="Times New Roman" w:hAnsi="Times New Roman" w:eastAsia="宋体" w:cs="Times New Roman"/>
+          <w:sz w:val="30"/>
+          <w:szCs w:val="30"/>
+          <w:lang w:val="en-US" w:eastAsia="zh-CN"/>
+        </w:rPr>
+        <w:t>元。</w:t>
       </w:r>
     </w:p>
     <w:p>
@@ -888,7 +972,17 @@
           <w:szCs w:val="30"/>
           <w:lang w:val="en-US" w:eastAsia="zh-CN"/>
         </w:rPr>
-        <w:t>采购内容：{{caigou_neirong}}</w:t>
+        <w:t>采购内容：</w:t>
+      </w:r>
+      <w:r>
+        <w:rPr>
+          <w:rFonts w:hint="eastAsia" w:ascii="Times New Roman" w:hAnsi="Times New Roman" w:eastAsia="宋体" w:cs="Times New Roman"/>
+          <w:color w:val="0000FF"/>
+          <w:sz w:val="30"/>
+          <w:szCs w:val="30"/>
+          <w:lang w:val="en-US" w:eastAsia="zh-CN"/>
+        </w:rPr>
+        <w:t>{{caigou_neirong}}</w:t>
       </w:r>
     </w:p>
     <w:p>
@@ -907,11 +1001,22 @@
           <w:szCs w:val="30"/>
           <w:lang w:val="en-US" w:eastAsia="zh-CN"/>
         </w:rPr>
-        <w:t>成交金额：{{chengjiao_jine</w:t>
+        <w:t>成交金额：</w:t>
+      </w:r>
+      <w:r>
+        <w:rPr>
+          <w:rFonts w:hint="eastAsia" w:ascii="Times New Roman" w:hAnsi="Times New Roman" w:eastAsia="宋体" w:cs="Times New Roman"/>
+          <w:color w:val="0000FF"/>
+          <w:sz w:val="30"/>
+          <w:szCs w:val="30"/>
+          <w:lang w:val="en-US" w:eastAsia="zh-CN"/>
+        </w:rPr>
+        <w:t>{{chengjiao_jine</w:t>
       </w:r>
       <w:r>
         <w:rPr>
           <w:rFonts w:hint="eastAsia" w:cs="Times New Roman"/>
+          <w:color w:val="0000FF"/>
           <w:sz w:val="30"/>
           <w:szCs w:val="30"/>
           <w:lang w:val="en-US" w:eastAsia="zh-CN"/>
@@ -921,12 +1026,24 @@
       <w:r>
         <w:rPr>
           <w:rFonts w:hint="eastAsia" w:ascii="Times New Roman" w:hAnsi="Times New Roman" w:eastAsia="宋体" w:cs="Times New Roman"/>
-          <w:sz w:val="30"/>
-          <w:szCs w:val="30"/>
-          <w:lang w:val="en-US" w:eastAsia="zh-CN"/>
-        </w:rPr>
-        <w:t>}}元</w:t>
-      </w:r>
+          <w:color w:val="0000FF"/>
+          <w:sz w:val="30"/>
+          <w:szCs w:val="30"/>
+          <w:lang w:val="en-US" w:eastAsia="zh-CN"/>
+        </w:rPr>
+        <w:t>}}</w:t>
+      </w:r>
+      <w:r>
+        <w:rPr>
+          <w:rFonts w:hint="eastAsia" w:ascii="Times New Roman" w:hAnsi="Times New Roman" w:eastAsia="宋体" w:cs="Times New Roman"/>
+          <w:sz w:val="30"/>
+          <w:szCs w:val="30"/>
+          <w:lang w:val="en-US" w:eastAsia="zh-CN"/>
+        </w:rPr>
+        <w:t>元</w:t>
+      </w:r>
+      <w:bookmarkStart w:id="0" w:name="_GoBack"/>
+      <w:bookmarkEnd w:id="0"/>
     </w:p>
     <w:p>
       <w:pPr>
@@ -953,27 +1070,46 @@
           <w:szCs w:val="30"/>
           <w:lang w:val="en-US" w:eastAsia="zh-CN"/>
         </w:rPr>
-        <w:t xml:space="preserve"> {{chengjiao_jine</w:t>
+        <w:t xml:space="preserve"> </w:t>
+      </w:r>
+      <w:r>
+        <w:rPr>
+          <w:rFonts w:hint="eastAsia" w:ascii="Times New Roman" w:hAnsi="Times New Roman" w:eastAsia="宋体" w:cs="Times New Roman"/>
+          <w:color w:val="0000FF"/>
+          <w:sz w:val="30"/>
+          <w:szCs w:val="30"/>
+          <w:lang w:val="en-US" w:eastAsia="zh-CN"/>
+        </w:rPr>
+        <w:t>{{chengjiao_jine</w:t>
       </w:r>
       <w:r>
         <w:rPr>
           <w:rFonts w:hint="eastAsia" w:cs="Times New Roman"/>
+          <w:color w:val="0000FF"/>
           <w:sz w:val="30"/>
           <w:szCs w:val="30"/>
           <w:lang w:val="en-US" w:eastAsia="zh-CN"/>
         </w:rPr>
         <w:t>2</w:t>
       </w:r>
-      <w:bookmarkStart w:id="0" w:name="_GoBack"/>
-      <w:bookmarkEnd w:id="0"/>
-      <w:r>
-        <w:rPr>
-          <w:rFonts w:hint="eastAsia" w:ascii="Times New Roman" w:hAnsi="Times New Roman" w:eastAsia="宋体" w:cs="Times New Roman"/>
-          <w:sz w:val="30"/>
-          <w:szCs w:val="30"/>
-          <w:lang w:val="en-US" w:eastAsia="zh-CN"/>
-        </w:rPr>
-        <w:t>}}元</w:t>
+      <w:r>
+        <w:rPr>
+          <w:rFonts w:hint="eastAsia" w:ascii="Times New Roman" w:hAnsi="Times New Roman" w:eastAsia="宋体" w:cs="Times New Roman"/>
+          <w:color w:val="0000FF"/>
+          <w:sz w:val="30"/>
+          <w:szCs w:val="30"/>
+          <w:lang w:val="en-US" w:eastAsia="zh-CN"/>
+        </w:rPr>
+        <w:t>}}</w:t>
+      </w:r>
+      <w:r>
+        <w:rPr>
+          <w:rFonts w:hint="eastAsia" w:ascii="Times New Roman" w:hAnsi="Times New Roman" w:eastAsia="宋体" w:cs="Times New Roman"/>
+          <w:sz w:val="30"/>
+          <w:szCs w:val="30"/>
+          <w:lang w:val="en-US" w:eastAsia="zh-CN"/>
+        </w:rPr>
+        <w:t>元</w:t>
       </w:r>
     </w:p>
     <w:p>
@@ -992,7 +1128,17 @@
           <w:szCs w:val="30"/>
           <w:lang w:val="en-US" w:eastAsia="zh-CN"/>
         </w:rPr>
-        <w:t>成交供应商：{{rank1}}</w:t>
+        <w:t>成交供应商：</w:t>
+      </w:r>
+      <w:r>
+        <w:rPr>
+          <w:rFonts w:hint="eastAsia" w:ascii="Times New Roman" w:hAnsi="Times New Roman" w:eastAsia="宋体" w:cs="Times New Roman"/>
+          <w:color w:val="0000FF"/>
+          <w:sz w:val="30"/>
+          <w:szCs w:val="30"/>
+          <w:lang w:val="en-US" w:eastAsia="zh-CN"/>
+        </w:rPr>
+        <w:t>{{rank1}}</w:t>
       </w:r>
     </w:p>
     <w:p>
@@ -1016,6 +1162,7 @@
       <w:r>
         <w:rPr>
           <w:rFonts w:hint="eastAsia" w:ascii="Times New Roman" w:hAnsi="Times New Roman" w:eastAsia="宋体" w:cs="Times New Roman"/>
+          <w:color w:val="0000FF"/>
           <w:sz w:val="30"/>
           <w:szCs w:val="30"/>
           <w:lang w:val="en-US" w:eastAsia="zh-CN"/>
@@ -1025,6 +1172,7 @@
       <w:r>
         <w:rPr>
           <w:rFonts w:hint="eastAsia" w:cs="Times New Roman"/>
+          <w:color w:val="0000FF"/>
           <w:sz w:val="30"/>
           <w:szCs w:val="30"/>
           <w:lang w:val="en-US" w:eastAsia="zh-CN"/>
@@ -1034,6 +1182,7 @@
       <w:r>
         <w:rPr>
           <w:rFonts w:hint="eastAsia" w:ascii="Times New Roman" w:hAnsi="Times New Roman" w:eastAsia="宋体" w:cs="Times New Roman"/>
+          <w:color w:val="0000FF"/>
           <w:sz w:val="30"/>
           <w:szCs w:val="30"/>
           <w:lang w:val="en-US" w:eastAsia="zh-CN"/>
@@ -1388,6 +1537,7 @@
   <w:style w:type="character" w:customStyle="1" w:styleId="6">
     <w:name w:val="页脚 Char"/>
     <w:link w:val="2"/>
+    <w:qFormat/>
     <w:uiPriority w:val="0"/>
     <w:rPr>
       <w:kern w:val="2"/>
@@ -1398,6 +1548,7 @@
   <w:style w:type="character" w:customStyle="1" w:styleId="7">
     <w:name w:val="页眉 Char"/>
     <w:link w:val="3"/>
+    <w:qFormat/>
     <w:uiPriority w:val="0"/>
     <w:rPr>
       <w:kern w:val="2"/>
